--- a/настолка/Формула улёта-правила.docx
+++ b/настолка/Формула улёта-правила.docx
@@ -96,7 +96,7 @@
           <w:sz w:val="24"/>
           <w:szCs w:val="24"/>
         </w:rPr>
-        <w:t>Карточная игра по мотивам «Формулы контакта». 4–6 игроков.</w:t>
+        <w:t>Карточная игра по мотивам «Формулы контакта». 3–6 игроков.</w:t>
       </w:r>
     </w:p>
     <w:p>
@@ -191,7 +191,63 @@
           <w:sz w:val="24"/>
           <w:szCs w:val="24"/>
         </w:rPr>
-        <w:t>Деньги – 70 000 рублей, банкнотами по 500 (от 6 шт), 1000 (от 24 шт) и 5000 рублей (от 9 шт).</w:t>
+        <w:t>Деньги – 5</w:t>
+      </w:r>
+      <w:r>
+        <w:rPr>
+          <w:rFonts w:hint="default" w:ascii="Segoe UI" w:hAnsi="Segoe UI" w:eastAsia="Segoe UI" w:cs="Segoe UI"/>
+          <w:i w:val="0"/>
+          <w:iCs w:val="0"/>
+          <w:caps w:val="0"/>
+          <w:color w:val="auto"/>
+          <w:spacing w:val="0"/>
+          <w:sz w:val="24"/>
+          <w:szCs w:val="24"/>
+          <w:lang w:val="ru-RU"/>
+        </w:rPr>
+        <w:t>7</w:t>
+      </w:r>
+      <w:r>
+        <w:rPr>
+          <w:rFonts w:hint="default" w:ascii="Segoe UI" w:hAnsi="Segoe UI" w:eastAsia="Segoe UI" w:cs="Segoe UI"/>
+          <w:i w:val="0"/>
+          <w:iCs w:val="0"/>
+          <w:caps w:val="0"/>
+          <w:color w:val="auto"/>
+          <w:spacing w:val="0"/>
+          <w:sz w:val="24"/>
+          <w:szCs w:val="24"/>
+        </w:rPr>
+        <w:t xml:space="preserve"> 000 рублей, банкнотами по 500 (от 6 шт), 1000 (от 2</w:t>
+      </w:r>
+      <w:r>
+        <w:rPr>
+          <w:rFonts w:hint="default" w:ascii="Segoe UI" w:hAnsi="Segoe UI" w:eastAsia="Segoe UI" w:cs="Segoe UI"/>
+          <w:i w:val="0"/>
+          <w:iCs w:val="0"/>
+          <w:caps w:val="0"/>
+          <w:color w:val="auto"/>
+          <w:spacing w:val="0"/>
+          <w:sz w:val="24"/>
+          <w:szCs w:val="24"/>
+          <w:lang w:val="ru-RU"/>
+        </w:rPr>
+        <w:t>4</w:t>
+      </w:r>
+      <w:bookmarkStart w:id="0" w:name="_GoBack"/>
+      <w:bookmarkEnd w:id="0"/>
+      <w:r>
+        <w:rPr>
+          <w:rFonts w:hint="default" w:ascii="Segoe UI" w:hAnsi="Segoe UI" w:eastAsia="Segoe UI" w:cs="Segoe UI"/>
+          <w:i w:val="0"/>
+          <w:iCs w:val="0"/>
+          <w:caps w:val="0"/>
+          <w:color w:val="auto"/>
+          <w:spacing w:val="0"/>
+          <w:sz w:val="24"/>
+          <w:szCs w:val="24"/>
+        </w:rPr>
+        <w:t xml:space="preserve"> шт) и 5000 рублей (от 6 шт).</w:t>
       </w:r>
     </w:p>
     <w:p>
@@ -277,7 +333,7 @@
           <w:sz w:val="24"/>
           <w:szCs w:val="24"/>
         </w:rPr>
-        <w:t>Жетоны бочек двух цветов – нефть и самогон, по 18 штук каждого цвета.</w:t>
+        <w:t>Жетоны бочек двух форм – нефть и самогон, 6 цветов (по игрокам), по 3 штуки каждого.</w:t>
       </w:r>
     </w:p>
     <w:p>
@@ -1120,6 +1176,7 @@
     </w:p>
     <w:tbl>
       <w:tblPr>
+        <w:tblStyle w:val="5"/>
         <w:tblW w:w="0" w:type="auto"/>
         <w:tblInd w:w="0" w:type="dxa"/>
         <w:tblBorders>
@@ -1130,7 +1187,7 @@
           <w:insideH w:val="none" w:color="auto" w:sz="0" w:space="0"/>
           <w:insideV w:val="none" w:color="auto" w:sz="0" w:space="0"/>
         </w:tblBorders>
-        <w:shd w:val="clear"/>
+        <w:shd w:val="clear" w:color="auto" w:fill="auto"/>
         <w:tblLayout w:type="fixed"/>
         <w:tblCellMar>
           <w:top w:w="15" w:type="dxa"/>
@@ -1153,7 +1210,7 @@
             <w:insideH w:val="none" w:color="auto" w:sz="0" w:space="0"/>
             <w:insideV w:val="none" w:color="auto" w:sz="0" w:space="0"/>
           </w:tblBorders>
-          <w:shd w:val="clear"/>
+          <w:shd w:val="clear" w:color="auto" w:fill="auto"/>
           <w:tblCellMar>
             <w:top w:w="15" w:type="dxa"/>
             <w:left w:w="15" w:type="dxa"/>
@@ -1170,7 +1227,7 @@
               <w:bottom w:val="single" w:color="auto" w:sz="4" w:space="0"/>
               <w:right w:val="single" w:color="auto" w:sz="4" w:space="0"/>
             </w:tcBorders>
-            <w:shd w:val="clear"/>
+            <w:shd w:val="clear" w:color="auto" w:fill="auto"/>
             <w:tcMar>
               <w:top w:w="60" w:type="dxa"/>
               <w:left w:w="120" w:type="dxa"/>
@@ -1224,7 +1281,6 @@
                 <w:kern w:val="0"/>
                 <w:sz w:val="24"/>
                 <w:szCs w:val="24"/>
-                <w:bdr w:val="none" w:color="auto" w:sz="0" w:space="0"/>
                 <w:lang w:val="en-US" w:eastAsia="zh-CN" w:bidi="ar"/>
               </w:rPr>
               <w:t>Карта</w:t>
@@ -1240,7 +1296,7 @@
               <w:bottom w:val="single" w:color="auto" w:sz="4" w:space="0"/>
               <w:right w:val="single" w:color="auto" w:sz="4" w:space="0"/>
             </w:tcBorders>
-            <w:shd w:val="clear"/>
+            <w:shd w:val="clear" w:color="auto" w:fill="auto"/>
             <w:tcMar>
               <w:top w:w="60" w:type="dxa"/>
               <w:left w:w="120" w:type="dxa"/>
@@ -1294,7 +1350,6 @@
                 <w:kern w:val="0"/>
                 <w:sz w:val="24"/>
                 <w:szCs w:val="24"/>
-                <w:bdr w:val="none" w:color="auto" w:sz="0" w:space="0"/>
                 <w:lang w:val="en-US" w:eastAsia="zh-CN" w:bidi="ar"/>
               </w:rPr>
               <w:t>Эффект</w:t>
@@ -1312,7 +1367,7 @@
             <w:insideH w:val="none" w:color="auto" w:sz="0" w:space="0"/>
             <w:insideV w:val="none" w:color="auto" w:sz="0" w:space="0"/>
           </w:tblBorders>
-          <w:shd w:val="clear"/>
+          <w:shd w:val="clear" w:color="auto" w:fill="auto"/>
           <w:tblCellMar>
             <w:top w:w="15" w:type="dxa"/>
             <w:left w:w="15" w:type="dxa"/>
@@ -1329,7 +1384,7 @@
               <w:bottom w:val="single" w:color="auto" w:sz="4" w:space="0"/>
               <w:right w:val="single" w:color="auto" w:sz="4" w:space="0"/>
             </w:tcBorders>
-            <w:shd w:val="clear"/>
+            <w:shd w:val="clear" w:color="auto" w:fill="auto"/>
             <w:tcMar>
               <w:top w:w="60" w:type="dxa"/>
               <w:left w:w="120" w:type="dxa"/>
@@ -1380,7 +1435,6 @@
                 <w:kern w:val="0"/>
                 <w:sz w:val="24"/>
                 <w:szCs w:val="24"/>
-                <w:bdr w:val="none" w:color="auto" w:sz="0" w:space="0"/>
                 <w:lang w:val="en-US" w:eastAsia="zh-CN" w:bidi="ar"/>
               </w:rPr>
               <w:t>Обыск</w:t>
@@ -1396,7 +1450,7 @@
               <w:bottom w:val="single" w:color="auto" w:sz="4" w:space="0"/>
               <w:right w:val="single" w:color="auto" w:sz="4" w:space="0"/>
             </w:tcBorders>
-            <w:shd w:val="clear"/>
+            <w:shd w:val="clear" w:color="auto" w:fill="auto"/>
             <w:tcMar>
               <w:top w:w="60" w:type="dxa"/>
               <w:left w:w="120" w:type="dxa"/>
@@ -1446,7 +1500,6 @@
                 <w:kern w:val="0"/>
                 <w:sz w:val="24"/>
                 <w:szCs w:val="24"/>
-                <w:bdr w:val="none" w:color="auto" w:sz="0" w:space="0"/>
                 <w:lang w:val="en-US" w:eastAsia="zh-CN" w:bidi="ar"/>
               </w:rPr>
               <w:t>Назови другого игрока. Если он в эту же фазу не сыграл «Взятку»</w:t>
@@ -1462,7 +1515,6 @@
                 <w:kern w:val="0"/>
                 <w:sz w:val="24"/>
                 <w:szCs w:val="24"/>
-                <w:bdr w:val="none" w:color="auto" w:sz="0" w:space="0"/>
                 <w:lang w:val="ru-RU" w:eastAsia="zh-CN" w:bidi="ar"/>
               </w:rPr>
               <w:t>,</w:t>
@@ -1478,7 +1530,6 @@
                 <w:kern w:val="0"/>
                 <w:sz w:val="24"/>
                 <w:szCs w:val="24"/>
-                <w:bdr w:val="none" w:color="auto" w:sz="0" w:space="0"/>
                 <w:lang w:val="en-US" w:eastAsia="zh-CN" w:bidi="ar"/>
               </w:rPr>
               <w:t xml:space="preserve"> забери у него 1000.</w:t>
@@ -1496,7 +1547,7 @@
             <w:insideH w:val="none" w:color="auto" w:sz="0" w:space="0"/>
             <w:insideV w:val="none" w:color="auto" w:sz="0" w:space="0"/>
           </w:tblBorders>
-          <w:shd w:val="clear"/>
+          <w:shd w:val="clear" w:color="auto" w:fill="auto"/>
           <w:tblCellMar>
             <w:top w:w="15" w:type="dxa"/>
             <w:left w:w="15" w:type="dxa"/>
@@ -1513,7 +1564,7 @@
               <w:bottom w:val="single" w:color="auto" w:sz="4" w:space="0"/>
               <w:right w:val="single" w:color="auto" w:sz="4" w:space="0"/>
             </w:tcBorders>
-            <w:shd w:val="clear"/>
+            <w:shd w:val="clear" w:color="auto" w:fill="auto"/>
             <w:tcMar>
               <w:top w:w="60" w:type="dxa"/>
               <w:left w:w="120" w:type="dxa"/>
@@ -1564,7 +1615,6 @@
                 <w:kern w:val="0"/>
                 <w:sz w:val="24"/>
                 <w:szCs w:val="24"/>
-                <w:bdr w:val="none" w:color="auto" w:sz="0" w:space="0"/>
                 <w:lang w:val="en-US" w:eastAsia="zh-CN" w:bidi="ar"/>
               </w:rPr>
               <w:t>Смута</w:t>
@@ -1580,7 +1630,7 @@
               <w:bottom w:val="single" w:color="auto" w:sz="4" w:space="0"/>
               <w:right w:val="single" w:color="auto" w:sz="4" w:space="0"/>
             </w:tcBorders>
-            <w:shd w:val="clear"/>
+            <w:shd w:val="clear" w:color="auto" w:fill="auto"/>
             <w:tcMar>
               <w:top w:w="60" w:type="dxa"/>
               <w:left w:w="120" w:type="dxa"/>
@@ -1630,7 +1680,6 @@
                 <w:kern w:val="0"/>
                 <w:sz w:val="24"/>
                 <w:szCs w:val="24"/>
-                <w:bdr w:val="none" w:color="auto" w:sz="0" w:space="0"/>
                 <w:lang w:val="en-US" w:eastAsia="zh-CN" w:bidi="ar"/>
               </w:rPr>
               <w:t>Назови другого игрока. Если он в эту же фазу сыграл «Промысел»</w:t>
@@ -1646,7 +1695,6 @@
                 <w:kern w:val="0"/>
                 <w:sz w:val="24"/>
                 <w:szCs w:val="24"/>
-                <w:bdr w:val="none" w:color="auto" w:sz="0" w:space="0"/>
                 <w:lang w:val="ru-RU" w:eastAsia="zh-CN" w:bidi="ar"/>
               </w:rPr>
               <w:t>,</w:t>
@@ -1662,7 +1710,6 @@
                 <w:kern w:val="0"/>
                 <w:sz w:val="24"/>
                 <w:szCs w:val="24"/>
-                <w:bdr w:val="none" w:color="auto" w:sz="0" w:space="0"/>
                 <w:lang w:val="en-US" w:eastAsia="zh-CN" w:bidi="ar"/>
               </w:rPr>
               <w:t xml:space="preserve"> его эффект не срабатывает.</w:t>
@@ -1680,7 +1727,7 @@
             <w:insideH w:val="none" w:color="auto" w:sz="0" w:space="0"/>
             <w:insideV w:val="none" w:color="auto" w:sz="0" w:space="0"/>
           </w:tblBorders>
-          <w:shd w:val="clear"/>
+          <w:shd w:val="clear" w:color="auto" w:fill="auto"/>
           <w:tblCellMar>
             <w:top w:w="15" w:type="dxa"/>
             <w:left w:w="15" w:type="dxa"/>
@@ -1697,7 +1744,7 @@
               <w:bottom w:val="single" w:color="auto" w:sz="4" w:space="0"/>
               <w:right w:val="single" w:color="auto" w:sz="4" w:space="0"/>
             </w:tcBorders>
-            <w:shd w:val="clear"/>
+            <w:shd w:val="clear" w:color="auto" w:fill="auto"/>
             <w:tcMar>
               <w:top w:w="60" w:type="dxa"/>
               <w:left w:w="120" w:type="dxa"/>
@@ -1748,7 +1795,6 @@
                 <w:kern w:val="0"/>
                 <w:sz w:val="24"/>
                 <w:szCs w:val="24"/>
-                <w:bdr w:val="none" w:color="auto" w:sz="0" w:space="0"/>
                 <w:lang w:val="en-US" w:eastAsia="zh-CN" w:bidi="ar"/>
               </w:rPr>
               <w:t>Взятка</w:t>
@@ -1764,7 +1810,7 @@
               <w:bottom w:val="single" w:color="auto" w:sz="4" w:space="0"/>
               <w:right w:val="single" w:color="auto" w:sz="4" w:space="0"/>
             </w:tcBorders>
-            <w:shd w:val="clear"/>
+            <w:shd w:val="clear" w:color="auto" w:fill="auto"/>
             <w:tcMar>
               <w:top w:w="60" w:type="dxa"/>
               <w:left w:w="120" w:type="dxa"/>
@@ -1814,7 +1860,6 @@
                 <w:kern w:val="0"/>
                 <w:sz w:val="24"/>
                 <w:szCs w:val="24"/>
-                <w:bdr w:val="none" w:color="auto" w:sz="0" w:space="0"/>
                 <w:lang w:val="en-US" w:eastAsia="zh-CN" w:bidi="ar"/>
               </w:rPr>
               <w:t>В эту фазу защищает от «Обыска», направленного на тебя.</w:t>
@@ -1832,7 +1877,7 @@
             <w:insideH w:val="none" w:color="auto" w:sz="0" w:space="0"/>
             <w:insideV w:val="none" w:color="auto" w:sz="0" w:space="0"/>
           </w:tblBorders>
-          <w:shd w:val="clear"/>
+          <w:shd w:val="clear" w:color="auto" w:fill="auto"/>
           <w:tblCellMar>
             <w:top w:w="15" w:type="dxa"/>
             <w:left w:w="15" w:type="dxa"/>
@@ -1849,7 +1894,7 @@
               <w:bottom w:val="single" w:color="auto" w:sz="4" w:space="0"/>
               <w:right w:val="single" w:color="auto" w:sz="4" w:space="0"/>
             </w:tcBorders>
-            <w:shd w:val="clear"/>
+            <w:shd w:val="clear" w:color="auto" w:fill="auto"/>
             <w:tcMar>
               <w:top w:w="60" w:type="dxa"/>
               <w:left w:w="120" w:type="dxa"/>
@@ -1900,7 +1945,6 @@
                 <w:kern w:val="0"/>
                 <w:sz w:val="24"/>
                 <w:szCs w:val="24"/>
-                <w:bdr w:val="none" w:color="auto" w:sz="0" w:space="0"/>
                 <w:lang w:val="en-US" w:eastAsia="zh-CN" w:bidi="ar"/>
               </w:rPr>
               <w:t>Промысел</w:t>
@@ -1916,7 +1960,7 @@
               <w:bottom w:val="single" w:color="auto" w:sz="4" w:space="0"/>
               <w:right w:val="single" w:color="auto" w:sz="4" w:space="0"/>
             </w:tcBorders>
-            <w:shd w:val="clear"/>
+            <w:shd w:val="clear" w:color="auto" w:fill="auto"/>
             <w:tcMar>
               <w:top w:w="60" w:type="dxa"/>
               <w:left w:w="120" w:type="dxa"/>
@@ -1966,7 +2010,6 @@
                 <w:kern w:val="0"/>
                 <w:sz w:val="24"/>
                 <w:szCs w:val="24"/>
-                <w:bdr w:val="none" w:color="auto" w:sz="0" w:space="0"/>
                 <w:lang w:val="en-US" w:eastAsia="zh-CN" w:bidi="ar"/>
               </w:rPr>
               <w:t>Назови выбор: получи 1000 рублей или возьми 1 бочку (нефть или самогон) в запас.</w:t>
@@ -1984,7 +2027,7 @@
             <w:insideH w:val="none" w:color="auto" w:sz="0" w:space="0"/>
             <w:insideV w:val="none" w:color="auto" w:sz="0" w:space="0"/>
           </w:tblBorders>
-          <w:shd w:val="clear"/>
+          <w:shd w:val="clear" w:color="auto" w:fill="auto"/>
           <w:tblCellMar>
             <w:top w:w="15" w:type="dxa"/>
             <w:left w:w="15" w:type="dxa"/>
@@ -2001,7 +2044,7 @@
               <w:bottom w:val="single" w:color="auto" w:sz="4" w:space="0"/>
               <w:right w:val="single" w:color="auto" w:sz="4" w:space="0"/>
             </w:tcBorders>
-            <w:shd w:val="clear"/>
+            <w:shd w:val="clear" w:color="auto" w:fill="auto"/>
             <w:tcMar>
               <w:top w:w="60" w:type="dxa"/>
               <w:left w:w="120" w:type="dxa"/>
@@ -2052,7 +2095,6 @@
                 <w:kern w:val="0"/>
                 <w:sz w:val="24"/>
                 <w:szCs w:val="24"/>
-                <w:bdr w:val="none" w:color="auto" w:sz="0" w:space="0"/>
                 <w:lang w:val="en-US" w:eastAsia="zh-CN" w:bidi="ar"/>
               </w:rPr>
               <w:t>Оброк</w:t>
@@ -2068,7 +2110,7 @@
               <w:bottom w:val="single" w:color="auto" w:sz="4" w:space="0"/>
               <w:right w:val="single" w:color="auto" w:sz="4" w:space="0"/>
             </w:tcBorders>
-            <w:shd w:val="clear"/>
+            <w:shd w:val="clear" w:color="auto" w:fill="auto"/>
             <w:tcMar>
               <w:top w:w="60" w:type="dxa"/>
               <w:left w:w="120" w:type="dxa"/>
@@ -2118,7 +2160,6 @@
                 <w:kern w:val="0"/>
                 <w:sz w:val="24"/>
                 <w:szCs w:val="24"/>
-                <w:bdr w:val="none" w:color="auto" w:sz="0" w:space="0"/>
                 <w:lang w:val="en-US" w:eastAsia="zh-CN" w:bidi="ar"/>
               </w:rPr>
               <w:t>Получи 500 рублей. Не подвержен «Смуте».</w:t>
@@ -2136,7 +2177,6 @@
             <w:insideH w:val="none" w:color="auto" w:sz="0" w:space="0"/>
             <w:insideV w:val="none" w:color="auto" w:sz="0" w:space="0"/>
           </w:tblBorders>
-          <w:shd w:val="clear"/>
           <w:tblCellMar>
             <w:top w:w="15" w:type="dxa"/>
             <w:left w:w="15" w:type="dxa"/>
@@ -2153,7 +2193,7 @@
               <w:bottom w:val="single" w:color="auto" w:sz="4" w:space="0"/>
               <w:right w:val="single" w:color="auto" w:sz="4" w:space="0"/>
             </w:tcBorders>
-            <w:shd w:val="clear"/>
+            <w:shd w:val="clear" w:color="auto" w:fill="auto"/>
             <w:tcMar>
               <w:top w:w="60" w:type="dxa"/>
               <w:left w:w="120" w:type="dxa"/>
@@ -2204,7 +2244,6 @@
                 <w:kern w:val="0"/>
                 <w:sz w:val="24"/>
                 <w:szCs w:val="24"/>
-                <w:bdr w:val="none" w:color="auto" w:sz="0" w:space="0"/>
                 <w:lang w:val="en-US" w:eastAsia="zh-CN" w:bidi="ar"/>
               </w:rPr>
               <w:t>Волчий Лог</w:t>
@@ -2220,7 +2259,7 @@
               <w:bottom w:val="single" w:color="auto" w:sz="4" w:space="0"/>
               <w:right w:val="single" w:color="auto" w:sz="4" w:space="0"/>
             </w:tcBorders>
-            <w:shd w:val="clear"/>
+            <w:shd w:val="clear" w:color="auto" w:fill="auto"/>
             <w:tcMar>
               <w:top w:w="60" w:type="dxa"/>
               <w:left w:w="120" w:type="dxa"/>
@@ -2270,7 +2309,6 @@
                 <w:kern w:val="0"/>
                 <w:sz w:val="24"/>
                 <w:szCs w:val="24"/>
-                <w:bdr w:val="none" w:color="auto" w:sz="0" w:space="0"/>
                 <w:lang w:val="en-US" w:eastAsia="zh-CN" w:bidi="ar"/>
               </w:rPr>
               <w:t>Если в запасе есть бочка</w:t>
@@ -2286,7 +2324,6 @@
                 <w:kern w:val="0"/>
                 <w:sz w:val="24"/>
                 <w:szCs w:val="24"/>
-                <w:bdr w:val="none" w:color="auto" w:sz="0" w:space="0"/>
                 <w:lang w:val="ru-RU" w:eastAsia="zh-CN" w:bidi="ar"/>
               </w:rPr>
               <w:t>,</w:t>
@@ -2302,7 +2339,6 @@
                 <w:kern w:val="0"/>
                 <w:sz w:val="24"/>
                 <w:szCs w:val="24"/>
-                <w:bdr w:val="none" w:color="auto" w:sz="0" w:space="0"/>
                 <w:lang w:val="en-US" w:eastAsia="zh-CN" w:bidi="ar"/>
               </w:rPr>
               <w:t xml:space="preserve"> довези её до корабля. Если нет</w:t>
@@ -2318,7 +2354,6 @@
                 <w:kern w:val="0"/>
                 <w:sz w:val="24"/>
                 <w:szCs w:val="24"/>
-                <w:bdr w:val="none" w:color="auto" w:sz="0" w:space="0"/>
                 <w:lang w:val="ru-RU" w:eastAsia="zh-CN" w:bidi="ar"/>
               </w:rPr>
               <w:t>,</w:t>
@@ -2334,7 +2369,6 @@
                 <w:kern w:val="0"/>
                 <w:sz w:val="24"/>
                 <w:szCs w:val="24"/>
-                <w:bdr w:val="none" w:color="auto" w:sz="0" w:space="0"/>
                 <w:lang w:val="en-US" w:eastAsia="zh-CN" w:bidi="ar"/>
               </w:rPr>
               <w:t xml:space="preserve"> открой карту из колоды пришельцев.</w:t>
@@ -2524,7 +2558,7 @@
           <w:sz w:val="24"/>
           <w:szCs w:val="24"/>
         </w:rPr>
-        <w:t>Довёзший решающую бочку получает +7000.</w:t>
+        <w:t>Довёзший решающую бочку получает +2000.</w:t>
       </w:r>
     </w:p>
     <w:p>
@@ -2567,22 +2601,7 @@
           <w:sz w:val="24"/>
           <w:szCs w:val="24"/>
         </w:rPr>
-        <w:t>Все, кто довози</w:t>
-      </w:r>
-      <w:bookmarkStart w:id="0" w:name="_GoBack"/>
-      <w:bookmarkEnd w:id="0"/>
-      <w:r>
-        <w:rPr>
-          <w:rFonts w:hint="default" w:ascii="Segoe UI" w:hAnsi="Segoe UI" w:eastAsia="Segoe UI" w:cs="Segoe UI"/>
-          <w:i w:val="0"/>
-          <w:iCs w:val="0"/>
-          <w:caps w:val="0"/>
-          <w:color w:val="auto"/>
-          <w:spacing w:val="0"/>
-          <w:sz w:val="24"/>
-          <w:szCs w:val="24"/>
-        </w:rPr>
-        <w:t>л бочку этого типа, +3500.</w:t>
+        <w:t>Все, кто довозил бочку этого типа, +1000.</w:t>
       </w:r>
     </w:p>
     <w:p>
@@ -3537,7 +3556,7 @@
     <w:lsdException w:unhideWhenUsed="0" w:uiPriority="0" w:semiHidden="0" w:name="Document Map"/>
     <w:lsdException w:unhideWhenUsed="0" w:uiPriority="0" w:semiHidden="0" w:name="Plain Text"/>
     <w:lsdException w:unhideWhenUsed="0" w:uiPriority="0" w:semiHidden="0" w:name="E-mail Signature"/>
-    <w:lsdException w:unhideWhenUsed="0" w:uiPriority="0" w:semiHidden="0" w:name="Normal (Web)"/>
+    <w:lsdException w:qFormat="1" w:unhideWhenUsed="0" w:uiPriority="0" w:semiHidden="0" w:name="Normal (Web)"/>
     <w:lsdException w:unhideWhenUsed="0" w:uiPriority="0" w:semiHidden="0" w:name="HTML Acronym"/>
     <w:lsdException w:unhideWhenUsed="0" w:uiPriority="0" w:semiHidden="0" w:name="HTML Address"/>
     <w:lsdException w:unhideWhenUsed="0" w:uiPriority="0" w:semiHidden="0" w:name="HTML Cite"/>
@@ -3548,7 +3567,7 @@
     <w:lsdException w:unhideWhenUsed="0" w:uiPriority="0" w:semiHidden="0" w:name="HTML Sample"/>
     <w:lsdException w:unhideWhenUsed="0" w:uiPriority="0" w:semiHidden="0" w:name="HTML Typewriter"/>
     <w:lsdException w:unhideWhenUsed="0" w:uiPriority="0" w:semiHidden="0" w:name="HTML Variable"/>
-    <w:lsdException w:unhideWhenUsed="0" w:uiPriority="0" w:name="Normal Table"/>
+    <w:lsdException w:qFormat="1" w:unhideWhenUsed="0" w:uiPriority="0" w:name="Normal Table"/>
     <w:lsdException w:unhideWhenUsed="0" w:uiPriority="0" w:semiHidden="0" w:name="annotation subject"/>
     <w:lsdException w:unhideWhenUsed="0" w:uiPriority="0" w:semiHidden="0" w:name="Table Simple 1"/>
     <w:lsdException w:unhideWhenUsed="0" w:uiPriority="0" w:semiHidden="0" w:name="Table Simple 2"/>
@@ -3730,7 +3749,7 @@
     <w:qFormat/>
     <w:uiPriority w:val="0"/>
     <w:pPr>
-      <w:spacing w:before="60" w:beforeAutospacing="0" w:after="60" w:afterAutospacing="0"/>
+      <w:spacing w:before="0" w:beforeAutospacing="0" w:after="40" w:afterAutospacing="0"/>
       <w:jc w:val="left"/>
       <w:outlineLvl w:val="1"/>
     </w:pPr>
@@ -3739,7 +3758,7 @@
       <w:b/>
       <w:bCs/>
       <w:kern w:val="0"/>
-      <w:sz w:val="36"/>
+      <w:sz w:val="32"/>
       <w:szCs w:val="36"/>
       <w:lang w:val="en-US" w:eastAsia="zh-CN" w:bidi="ar"/>
     </w:rPr>
@@ -3752,6 +3771,7 @@
   <w:style w:type="table" w:default="1" w:styleId="5">
     <w:name w:val="Normal Table"/>
     <w:semiHidden/>
+    <w:qFormat/>
     <w:uiPriority w:val="0"/>
     <w:tblPr>
       <w:tblCellMar>
@@ -3765,6 +3785,7 @@
   <w:style w:type="paragraph" w:styleId="6">
     <w:name w:val="Normal (Web)"/>
     <w:basedOn w:val="1"/>
+    <w:qFormat/>
     <w:uiPriority w:val="0"/>
     <w:rPr>
       <w:sz w:val="24"/>
